--- a/legal-last-mile-systematic-review/06_outputs/EXECUTIVE_SUMMARY_2026-10-14.docx
+++ b/legal-last-mile-systematic-review/06_outputs/EXECUTIVE_SUMMARY_2026-10-14.docx
@@ -85,7 +85,7 @@
                 <w:i w:val="0"/>
                 <w:sz w:val="19"/>
               </w:rPr>
-              <w:t xml:space="preserve"> Screening, data extraction, quality appraisal and the direction coding of each estimate were done by an AI under the author's rulings. Only 467 of 2,277 full-text decisions (20.5%) have a human check, and of the 39 studies in the quantitative syntheses 29 have a human-verified inclusion decision and 20 a confirmed direction coding. No effect size is pooled. Read every number as AI-produced and unverified against the source papers unless this summary says otherwise.</w:t>
+              <w:t xml:space="preserve"> Screening, data extraction, quality appraisal and the direction coding of each estimate were done by an AI under the author's rulings. Only 467 of 2,277 full-text decisions (20.5%) have a recorded human check. Of the 37 studies in the quantitative syntheses, the author's own earlier checks cover the inclusion decisions of 9; for 18 more a confirmation was recorded after the AI's own scope check and has not yet been checked by the author against the papers. No effect size is pooled. Read every number as AI-produced and unverified against the source papers unless this summary says otherwise.</w:t>
             </w:r>
           </w:p>
         </w:tc>
@@ -161,7 +161,7 @@
           <w:b w:val="0"/>
           <w:i w:val="0"/>
         </w:rPr>
-        <w:t xml:space="preserve"> All 6 studies are favourable (5) or mixed (1), yet 4 of the 6 are among the ten studies flagged on a scope check and awaiting the author's ruling. If all 4 were excluded, 2 studies would remain.</w:t>
+        <w:t xml:space="preserve"> All 5 studies are favourable (4) or mixed (1), yet 4 of the 5 are among the ten studies flagged on a scope check and awaiting the author's ruling. If all 4 were excluded, 1 study would remain.</w:t>
       </w:r>
     </w:p>
     <w:p>
@@ -181,7 +181,7 @@
           <w:b w:val="0"/>
           <w:i w:val="0"/>
         </w:rPr>
-        <w:t xml:space="preserve"> 7 favourable, 7 unfavourable and 3 mixed across 17 studies with heterogeneous exposures and outcomes. The one coherent sub-pattern, private ownership going with worse affordability, rests on three studies that probably draw on two independent samples.</w:t>
+        <w:t xml:space="preserve"> 6 favourable, 7 unfavourable and 3 mixed across 16 studies with heterogeneous exposures and outcomes. The one coherent sub-pattern, private ownership going with worse affordability, rests on three studies that probably draw on two independent samples.</w:t>
       </w:r>
     </w:p>
     <w:p>
@@ -201,7 +201,7 @@
           <w:b w:val="0"/>
           <w:i w:val="0"/>
         </w:rPr>
-        <w:t xml:space="preserve"> The pre-stated conclusions hold in all 10 alternative scenarios (Family A's favourable share ranges 73.3% to 80.0%). No family has enough comparable studies for meta-analysis, and confidence in any causal or comparative claim is low to very low.</w:t>
+        <w:t xml:space="preserve"> The pre-stated conclusions hold in all 9 alternative scenarios (Family A's favourable share ranges 73.3% to 80.0%). No family has enough comparable studies for meta-analysis, and confidence in any causal or comparative claim is low to very low.</w:t>
       </w:r>
     </w:p>
     <w:p>
@@ -214,14 +214,14 @@
           <w:b/>
           <w:i w:val="0"/>
         </w:rPr>
-        <w:t>The dissertation's comparative frame cannot be tested from this base.</w:t>
+        <w:t>The evidence is concentrated where networks are incomplete.</w:t>
       </w:r>
       <w:r>
         <w:rPr>
           <w:b w:val="0"/>
           <w:i w:val="0"/>
         </w:rPr>
-        <w:t xml:space="preserve"> There are 1 Dutch and 15 Canadian single-country studies against 80 for Brazil.</w:t>
+        <w:t xml:space="preserve"> India, Brazil, South Africa, Ghana and the United States dominate, while high-coverage welfare states are sparsely represented (15 single-country studies in Canada, 12 on the drinking water of First Nations and other Indigenous communities, and 1 in the Netherlands). Administrative exclusion inside universal-network systems (tariff hardship exemptions, tenant billing rules, administrative redress) is therefore comparatively under-examined in this evidence base.</w:t>
       </w:r>
     </w:p>
     <w:p>
@@ -610,7 +610,7 @@
                 <w:i w:val="0"/>
                 <w:sz w:val="17"/>
               </w:rPr>
-              <w:t>58 effect-size rows: 39 in three families, 19 reasoned non-fits</w:t>
+              <w:t>58 effect-size rows: 37 in three families, 21 reasoned non-fits</w:t>
             </w:r>
           </w:p>
         </w:tc>
@@ -916,9 +916,9 @@
                 <w:i w:val="0"/>
                 <w:sz w:val="17"/>
               </w:rPr>
-              <w:t>Direction coding, author's check</w:t>
+              <w:t>Direction-coding check</w:t>
               <w:br/>
-              <w:t>confirmed / flagged / not yet</w:t>
+              <w:t>passed AI check* / flagged / not yet</w:t>
             </w:r>
           </w:p>
         </w:tc>
@@ -1061,7 +1061,7 @@
                 <w:i w:val="0"/>
                 <w:sz w:val="17"/>
               </w:rPr>
-              <w:t>6</w:t>
+              <w:t>5</w:t>
             </w:r>
           </w:p>
         </w:tc>
@@ -1080,7 +1080,7 @@
                 <w:i w:val="0"/>
                 <w:sz w:val="17"/>
               </w:rPr>
-              <w:t>5 / 0 / 0 / 1</w:t>
+              <w:t>4 / 0 / 0 / 1</w:t>
             </w:r>
           </w:p>
         </w:tc>
@@ -1099,7 +1099,7 @@
                 <w:i w:val="0"/>
                 <w:sz w:val="17"/>
               </w:rPr>
-              <w:t>5 / 0 / 0 / 1</w:t>
+              <w:t>4 / 0 / 0 / 1</w:t>
             </w:r>
           </w:p>
         </w:tc>
@@ -1118,7 +1118,7 @@
                 <w:i w:val="0"/>
                 <w:sz w:val="17"/>
               </w:rPr>
-              <w:t>1 / 4 / 1</w:t>
+              <w:t>0 / 4 / 1</w:t>
             </w:r>
           </w:p>
         </w:tc>
@@ -1161,7 +1161,7 @@
                 <w:i w:val="0"/>
                 <w:sz w:val="17"/>
               </w:rPr>
-              <w:t>17</w:t>
+              <w:t>16</w:t>
             </w:r>
           </w:p>
         </w:tc>
@@ -1180,7 +1180,7 @@
                 <w:i w:val="0"/>
                 <w:sz w:val="17"/>
               </w:rPr>
-              <w:t>6 / 8 / 0 / 3</w:t>
+              <w:t>5 / 8 / 0 / 3</w:t>
             </w:r>
           </w:p>
         </w:tc>
@@ -1199,7 +1199,7 @@
                 <w:i w:val="0"/>
                 <w:sz w:val="17"/>
               </w:rPr>
-              <w:t>7 / 7 / 0 / 3</w:t>
+              <w:t>6 / 7 / 0 / 3</w:t>
             </w:r>
           </w:p>
         </w:tc>
@@ -1218,7 +1218,7 @@
                 <w:i w:val="0"/>
                 <w:sz w:val="17"/>
               </w:rPr>
-              <w:t>13 / 2 / 2</w:t>
+              <w:t>12 / 2 / 2</w:t>
             </w:r>
           </w:p>
         </w:tc>
@@ -1231,6 +1231,20 @@
     </w:p>
     <w:p>
       <w:pPr>
+        <w:spacing w:after="80" w:before="0"/>
+      </w:pPr>
+      <w:r>
+        <w:rPr>
+          <w:b w:val="0"/>
+          <w:i w:val="0"/>
+          <w:color w:val="52514E"/>
+          <w:sz w:val="16"/>
+        </w:rPr>
+        <w:t>*Passed the AI's own narrow-scope and outcome check; a confirmation was recorded on that basis and the author has not yet checked these papers against their source passages. 'Not yet' means the inclusion was confirmed earlier and the direction coding has not been checked.</w:t>
+      </w:r>
+    </w:p>
+    <w:p>
+      <w:pPr>
         <w:keepNext/>
         <w:spacing w:after="40"/>
         <w:jc w:val="center"/>
@@ -1239,7 +1253,7 @@
         <w:drawing>
           <wp:inline xmlns:a="http://schemas.openxmlformats.org/drawingml/2006/main" xmlns:pic="http://schemas.openxmlformats.org/drawingml/2006/picture">
             <wp:extent cx="5394960" cy="3514898"/>
-            <wp:docPr id="1" name="Direction of association by family" descr="Two stacked bar panels for Families A, B and C. The first shows the raw sign of each study's estimate; the second shows its substantive direction for households. Family A: 12 favourable, 2 unfavourable, 2 null. Family B: 5 favourable, 1 mixed. Family C: 7 favourable, 7 unfavourable, 3 mixed."/>
+            <wp:docPr id="1" name="Direction of association by family" descr="Two stacked bar panels for Families A, B and C. The first shows the raw sign of each study's estimate; the second shows its substantive direction for households. Family A: 12 favourable, 2 unfavourable, 2 null. Family B: 4 favourable, 1 mixed. Family C: 6 favourable, 7 unfavourable, 3 mixed."/>
             <wp:cNvGraphicFramePr>
               <a:graphicFrameLocks noChangeAspect="1"/>
             </wp:cNvGraphicFramePr>
@@ -1331,7 +1345,7 @@
           <w:b w:val="0"/>
           <w:i w:val="0"/>
         </w:rPr>
-        <w:t xml:space="preserve"> Five studies are favourable and one is mixed (S294, a cluster trial with null health outcomes). The six study different mechanisms, and four of them are flagged (see below), so this should not be read as a pattern.</w:t>
+        <w:t xml:space="preserve"> 4 studies are favourable and 1 is mixed (S294, a cluster trial with null health outcomes). The 5 study different mechanisms, and 4 of them are flagged (see below), so this should not be read as a pattern.</w:t>
       </w:r>
     </w:p>
     <w:p>
@@ -1351,7 +1365,7 @@
           <w:b w:val="0"/>
           <w:i w:val="0"/>
         </w:rPr>
-        <w:t xml:space="preserve"> Raw signs split 6 positive, 8 negative and 3 mixed; substantive directions split 7, 7 and 3. The exposures are too different (private versus public ownership, the level of regulation, new local governments, contract enforcement, cost-recovery policy, governance quality) to expect agreement.</w:t>
+        <w:t xml:space="preserve"> Raw signs split 5 positive, 8 negative and 3 mixed; substantive directions split 6, 7 and 3. The exposures are too different (private versus public ownership, the level of regulation, new local governments, contract enforcement, cost-recovery policy, governance quality) to expect agreement.</w:t>
       </w:r>
     </w:p>
     <w:p>
@@ -1371,7 +1385,7 @@
           <w:b w:val="0"/>
           <w:i w:val="0"/>
         </w:rPr>
-        <w:t xml:space="preserve"> Raw sign and substantive direction come apart for 11 of the 39 studies, so each is reported separately.</w:t>
+        <w:t xml:space="preserve"> Raw sign and substantive direction come apart for 11 of the 37 studies, so each is reported separately.</w:t>
       </w:r>
     </w:p>
     <w:p>
@@ -1391,7 +1405,7 @@
           <w:b w:val="0"/>
           <w:i w:val="0"/>
         </w:rPr>
-        <w:t xml:space="preserve"> 29 of the 39 studies have a human-verified inclusion decision and 20 also have both direction codings confirmed by the author. The other 10 were flagged on a narrow-scope check (an exposure that is community management, participation, programme delivery, an attitude or macro-governance, or an outcome that is not household access) and are not counted as confirmed. The effect estimates were extracted and checked against the full texts by the AI, not by a human.</w:t>
+        <w:t xml:space="preserve"> 27 of the 37 studies carry a recorded human verification of the inclusion decision, but for 18 of them (and for their two direction codings) the record was entered after the AI's own scope check, and the author has not yet checked those papers; the author's own earlier confirmations cover 9. The other 10 were flagged on a narrow-scope check (an exposure that is community management, participation, programme delivery, an attitude or macro-governance, or an outcome that is not household access) and are not counted as confirmed. The effect estimates were extracted and checked against the full texts by the AI, not by a human.</w:t>
       </w:r>
     </w:p>
     <w:p>
@@ -1593,7 +1607,7 @@
                 <w:i w:val="0"/>
                 <w:sz w:val="16"/>
               </w:rPr>
-              <w:t>6; 5/1</w:t>
+              <w:t>5; 4/1</w:t>
             </w:r>
           </w:p>
         </w:tc>
@@ -1612,7 +1626,7 @@
                 <w:i w:val="0"/>
                 <w:sz w:val="16"/>
               </w:rPr>
-              <w:t>17; 7/7/3</w:t>
+              <w:t>16; 6/7/3</w:t>
             </w:r>
           </w:p>
         </w:tc>
@@ -1675,106 +1689,6 @@
                 <w:sz w:val="16"/>
               </w:rPr>
               <w:t>15; 11/2/2 (73%)</w:t>
-            </w:r>
-          </w:p>
-        </w:tc>
-        <w:tc>
-          <w:tcPr>
-            <w:tcW w:type="dxa" w:w="1368"/>
-          </w:tcPr>
-          <w:p>
-            <w:pPr>
-              <w:spacing w:after="0"/>
-              <w:jc w:val="center"/>
-            </w:pPr>
-            <w:r>
-              <w:rPr>
-                <w:b w:val="0"/>
-                <w:i w:val="0"/>
-                <w:sz w:val="16"/>
-              </w:rPr>
-              <w:t>6; 5/1</w:t>
-            </w:r>
-          </w:p>
-        </w:tc>
-        <w:tc>
-          <w:tcPr>
-            <w:tcW w:type="dxa" w:w="1728"/>
-          </w:tcPr>
-          <w:p>
-            <w:pPr>
-              <w:spacing w:after="0"/>
-              <w:jc w:val="center"/>
-            </w:pPr>
-            <w:r>
-              <w:rPr>
-                <w:b w:val="0"/>
-                <w:i w:val="0"/>
-                <w:sz w:val="16"/>
-              </w:rPr>
-              <w:t>17; 7/7/3</w:t>
-            </w:r>
-          </w:p>
-        </w:tc>
-        <w:tc>
-          <w:tcPr>
-            <w:tcW w:type="dxa" w:w="1224"/>
-          </w:tcPr>
-          <w:p>
-            <w:pPr>
-              <w:spacing w:after="0"/>
-              <w:jc w:val="center"/>
-            </w:pPr>
-            <w:r>
-              <w:rPr>
-                <w:b w:val="0"/>
-                <w:i w:val="0"/>
-                <w:sz w:val="16"/>
-              </w:rPr>
-              <w:t>all hold</w:t>
-            </w:r>
-          </w:p>
-        </w:tc>
-      </w:tr>
-      <w:tr>
-        <w:trPr>
-          <w:cantSplit w:val="true"/>
-        </w:trPr>
-        <w:tc>
-          <w:tcPr>
-            <w:tcW w:type="dxa" w:w="3384"/>
-          </w:tcPr>
-          <w:p>
-            <w:pPr>
-              <w:spacing w:after="0"/>
-              <w:jc w:val="left"/>
-            </w:pPr>
-            <w:r>
-              <w:rPr>
-                <w:b w:val="0"/>
-                <w:i w:val="0"/>
-                <w:sz w:val="16"/>
-              </w:rPr>
-              <w:t>Drop the two kept studies with no household-access outcome</w:t>
-            </w:r>
-          </w:p>
-        </w:tc>
-        <w:tc>
-          <w:tcPr>
-            <w:tcW w:type="dxa" w:w="1944"/>
-          </w:tcPr>
-          <w:p>
-            <w:pPr>
-              <w:spacing w:after="0"/>
-              <w:jc w:val="center"/>
-            </w:pPr>
-            <w:r>
-              <w:rPr>
-                <w:b w:val="0"/>
-                <w:i w:val="0"/>
-                <w:sz w:val="16"/>
-              </w:rPr>
-              <w:t>16; 12/2/2 (75%)</w:t>
             </w:r>
           </w:p>
         </w:tc>
@@ -1893,7 +1807,7 @@
                 <w:i w:val="0"/>
                 <w:sz w:val="16"/>
               </w:rPr>
-              <w:t>6; 5/1</w:t>
+              <w:t>5; 4/1</w:t>
             </w:r>
           </w:p>
         </w:tc>
@@ -1912,7 +1826,7 @@
                 <w:i w:val="0"/>
                 <w:sz w:val="16"/>
               </w:rPr>
-              <w:t>17; 6/7/3</w:t>
+              <w:t>16; 5/7/3</w:t>
             </w:r>
           </w:p>
         </w:tc>
@@ -1993,7 +1907,7 @@
                 <w:i w:val="0"/>
                 <w:sz w:val="16"/>
               </w:rPr>
-              <w:t>6; 5/1</w:t>
+              <w:t>5; 4/1</w:t>
             </w:r>
           </w:p>
         </w:tc>
@@ -2012,7 +1926,7 @@
                 <w:i w:val="0"/>
                 <w:sz w:val="16"/>
               </w:rPr>
-              <w:t>17; 7/7/2</w:t>
+              <w:t>16; 6/7/2</w:t>
             </w:r>
           </w:p>
         </w:tc>
@@ -2193,7 +2107,7 @@
                 <w:i w:val="0"/>
                 <w:sz w:val="16"/>
               </w:rPr>
-              <w:t>6; 5/1</w:t>
+              <w:t>5; 4/1</w:t>
             </w:r>
           </w:p>
         </w:tc>
@@ -2212,7 +2126,7 @@
                 <w:i w:val="0"/>
                 <w:sz w:val="16"/>
               </w:rPr>
-              <w:t>12; 4/5/3</w:t>
+              <w:t>11; 3/5/3</w:t>
             </w:r>
           </w:p>
         </w:tc>
@@ -2301,7 +2215,7 @@
                 <w:i w:val="0"/>
                 <w:sz w:val="16"/>
               </w:rPr>
-              <w:t>2; 2/0</w:t>
+              <w:t>1; 1/0</w:t>
             </w:r>
           </w:p>
         </w:tc>
@@ -2320,7 +2234,7 @@
                 <w:i w:val="0"/>
                 <w:sz w:val="16"/>
               </w:rPr>
-              <w:t>15; 6/6/3</w:t>
+              <w:t>14; 5/6/3</w:t>
             </w:r>
           </w:p>
         </w:tc>
@@ -2360,7 +2274,7 @@
           <w:i w:val="0"/>
           <w:sz w:val="19"/>
         </w:rPr>
-        <w:t>The pre-stated conclusions were: more than half of Family A favourable; no Family B study unfavourable or null; no single direction holding a majority in Family C. They were fixed before the numbers were computed. The scenarios do not test the direction coding itself, studies that were never extracted, or overlap between reports that were not flagged as linked. The illustrative row shows the cost of the open scope question: Family B would shrink to 2 studies, though its direction would not change.</w:t>
+        <w:t>The pre-stated conclusions were: more than half of Family A favourable; no Family B study unfavourable or null; no single direction holding a majority in Family C. They were fixed before the numbers were computed. The scenarios do not test the direction coding itself, studies that were never extracted, or overlap between reports that were not flagged as linked. The illustrative row shows the cost of the open scope question: Family B would shrink to 1 study, though its direction would not change.</w:t>
       </w:r>
     </w:p>
     <w:p>
@@ -2654,7 +2568,7 @@
                 <w:i w:val="0"/>
                 <w:sz w:val="17"/>
               </w:rPr>
-              <w:t>Include or exclude, with a reason code. Family B is most affected (4 of 6), then A (4 of 16) and C (2 of 17). The sheet is 02_screening/full_text/A28_SWIM_FLAGGED_CK_SHEET_2026-10-14.csv.</w:t>
+              <w:t>Include or exclude, with a reason code. Family B is most affected (4 of 5), then A (4 of 16) and C (2 of 16). The sheet is 02_screening/full_text/A28_SWIM_FLAGGED_CK_SHEET_2026-10-14.csv.</w:t>
             </w:r>
           </w:p>
         </w:tc>
@@ -2840,7 +2754,7 @@
                 <w:i w:val="0"/>
                 <w:sz w:val="17"/>
               </w:rPr>
-              <w:t>Prioritise the older, unassessed records, and consider targeted searches for Dutch and Canadian evidence if the comparative frame is to be tested.</w:t>
+              <w:t>Prioritise the older, unassessed records, and consider targeted searches for evidence from high-coverage welfare states (for example the Netherlands and other European systems) to examine administrative exclusion inside universal-network systems.</w:t>
             </w:r>
           </w:p>
         </w:tc>

--- a/legal-last-mile-systematic-review/06_outputs/EXECUTIVE_SUMMARY_2026-10-14.docx
+++ b/legal-last-mile-systematic-review/06_outputs/EXECUTIVE_SUMMARY_2026-10-14.docx
@@ -85,7 +85,7 @@
                 <w:i w:val="0"/>
                 <w:sz w:val="19"/>
               </w:rPr>
-              <w:t xml:space="preserve"> Screening, data extraction, quality appraisal and the direction coding of each estimate were done by an AI under the author's rulings. Only 467 of 2,277 full-text decisions (20.5%) have a recorded human check. Of the 37 studies in the quantitative syntheses, the author's own earlier checks cover the inclusion decisions of 9; for 18 more a confirmation was recorded after the AI's own scope check and has not yet been checked by the author against the papers. No effect size is pooled. Read every number as AI-produced and unverified against the source papers unless this summary says otherwise.</w:t>
+              <w:t xml:space="preserve"> Screening, data extraction, quality appraisal and the direction coding of each estimate were done by an AI under the author's rulings. Only 459 of 2,277 full-text decisions (20.2%) have a recorded human check. Of the 31 studies in the quantitative syntheses, 13 have a human-verified inclusion decision (the author's own confirmations and rulings); the other 18 were checked only by the AI and are recorded as AI-checked, not as human confirmations, and the author has confirmed the direction coding of 0. No effect size is pooled. Read every number as AI-produced and unverified against the source papers unless this summary says otherwise.</w:t>
             </w:r>
           </w:p>
         </w:tc>
@@ -121,7 +121,7 @@
           <w:b w:val="0"/>
           <w:i w:val="0"/>
         </w:rPr>
-        <w:t xml:space="preserve"> 1,078 studies met the full-text criteria (85% published since 2010). 812 (75%) are qualitative, mixed-methods or doctrinal designs, and only 62 (6%) were appraised with a causal-design instrument (ROBINS-I or RoB 2); the 5 randomised trials are 4 distinct trials.</w:t>
+        <w:t xml:space="preserve"> 1,072 studies met the full-text criteria (85% published since 2010). 812 (76%) are qualitative, mixed-methods or doctrinal designs, and only 58 (5%) were appraised with a causal-design instrument (ROBINS-I or RoB 2); the 5 randomised trials are 4 distinct trials.</w:t>
       </w:r>
     </w:p>
     <w:p>
@@ -141,7 +141,7 @@
           <w:b w:val="0"/>
           <w:i w:val="0"/>
         </w:rPr>
-        <w:t xml:space="preserve"> 12 of 16 quantitative studies (75%) point in the favourable direction; 2 point the other way and 2 are null.</w:t>
+        <w:t xml:space="preserve"> 10 of 13 quantitative studies (77%) point in the favourable direction; 1 point the other way and 2 are null.</w:t>
       </w:r>
     </w:p>
     <w:p>
@@ -161,7 +161,7 @@
           <w:b w:val="0"/>
           <w:i w:val="0"/>
         </w:rPr>
-        <w:t xml:space="preserve"> All 5 studies are favourable (4) or mixed (1), yet 4 of the 5 are among the ten studies flagged on a scope check and awaiting the author's ruling. If all 4 were excluded, 1 study would remain.</w:t>
+        <w:t xml:space="preserve"> All 3 studies are favourable, yet the family has only 3 studies, each testing a different mechanism, after the author's scope rulings removed two of the five (an NGO-trust study and a school-programme study).</w:t>
       </w:r>
     </w:p>
     <w:p>
@@ -181,7 +181,7 @@
           <w:b w:val="0"/>
           <w:i w:val="0"/>
         </w:rPr>
-        <w:t xml:space="preserve"> 6 favourable, 7 unfavourable and 3 mixed across 16 studies with heterogeneous exposures and outcomes. The one coherent sub-pattern, private ownership going with worse affordability, rests on three studies that probably draw on two independent samples.</w:t>
+        <w:t xml:space="preserve"> 5 favourable, 7 unfavourable and 3 mixed across 15 studies with heterogeneous exposures and outcomes. The one coherent sub-pattern, private ownership going with worse affordability, rests on three studies that probably draw on two independent samples.</w:t>
       </w:r>
     </w:p>
     <w:p>
@@ -194,14 +194,14 @@
           <w:b/>
           <w:i w:val="0"/>
         </w:rPr>
-        <w:t>The counts survive every test tried, but nothing is pooled and confidence is low.</w:t>
+        <w:t>Most pre-stated tests hold, one does not, and nothing is pooled; confidence is low.</w:t>
       </w:r>
       <w:r>
         <w:rPr>
           <w:b w:val="0"/>
           <w:i w:val="0"/>
         </w:rPr>
-        <w:t xml:space="preserve"> The pre-stated conclusions hold in all 9 alternative scenarios (Family A's favourable share ranges 73.3% to 80.0%). No family has enough comparable studies for meta-analysis, and confidence in any causal or comparative claim is low to very low.</w:t>
+        <w:t xml:space="preserve"> The tests for Families A and B hold in every scenario; the test that no raw sign dominates Family C fails in 7 of 10 scenarios (negative is 8 of 15, a bare majority, because the raw sign mixes outcomes of opposite polarity), while the substantive-direction test, the household-relevant reading, holds in every scenario (section 5). Family A's favourable share ranges 75.0% to 76.9%. No family has enough comparable studies for meta-analysis, and confidence in any causal or comparative claim is low to very low.</w:t>
       </w:r>
     </w:p>
     <w:p>
@@ -486,7 +486,7 @@
                 <w:i w:val="0"/>
                 <w:sz w:val="17"/>
               </w:rPr>
-              <w:t>2,277 of 3,659 assessed (62.2%): 1,078 included, 1,199 excluded</w:t>
+              <w:t>2,277 of 3,659 assessed (62.2%): 1,072 included, 1,205 excluded</w:t>
             </w:r>
           </w:p>
         </w:tc>
@@ -505,7 +505,7 @@
                 <w:i w:val="0"/>
                 <w:sz w:val="17"/>
               </w:rPr>
-              <w:t>Retrieval closed by decision; 1,382 records were never assessed. 467 decisions (20.5%) carry a human check.</w:t>
+              <w:t>Retrieval closed by decision; 1,382 records were never assessed. 459 decisions (20.2%) carry a human check.</w:t>
             </w:r>
           </w:p>
         </w:tc>
@@ -548,7 +548,7 @@
                 <w:i w:val="0"/>
                 <w:sz w:val="17"/>
               </w:rPr>
-              <w:t>1,078 studies, 92 fields; all rated with a design-matched tool</w:t>
+              <w:t>1,072 studies, 92 fields; all rated with a design-matched tool</w:t>
             </w:r>
           </w:p>
         </w:tc>
@@ -610,7 +610,7 @@
                 <w:i w:val="0"/>
                 <w:sz w:val="17"/>
               </w:rPr>
-              <w:t>58 effect-size rows: 37 in three families, 21 reasoned non-fits</w:t>
+              <w:t>52 effect-size rows: 31 in three families, 21 reasoned non-fits</w:t>
             </w:r>
           </w:p>
         </w:tc>
@@ -656,7 +656,7 @@
           <w:b w:val="0"/>
           <w:i w:val="0"/>
         </w:rPr>
-        <w:t xml:space="preserve"> A phase-11 feasibility judgment found no family with enough studies sharing an exposure, comparator, outcome and effect measure. The 58 extractable estimates were instead grouped into three thematic families and synthesised by vote counting (Synthesis Without Meta-analysis, Campbell et al. 2020). Each estimate is coded twice: its </w:t>
+        <w:t xml:space="preserve"> A phase-11 feasibility judgment found no family with enough studies sharing an exposure, comparator, outcome and effect measure. The 52 extractable estimates were instead grouped into three thematic families and synthesised by vote counting (Synthesis Without Meta-analysis, Campbell et al. 2020). Each estimate is coded twice: its </w:t>
       </w:r>
       <w:r>
         <w:rPr>
@@ -712,7 +712,7 @@
           <w:b w:val="0"/>
           <w:i w:val="0"/>
         </w:rPr>
-        <w:t xml:space="preserve"> Qualitative 529, mixed-methods 229, observational 142, quasi-experimental 61, doctrinal 54, jurimetric 36, secondary systematic reviews 20, experimental 5, other 2.</w:t>
+        <w:t xml:space="preserve"> Qualitative 529, mixed-methods 229, observational 140, quasi-experimental 57, doctrinal 54, jurimetric 36, secondary systematic reviews 20, experimental 5, other 2.</w:t>
       </w:r>
     </w:p>
     <w:p>
@@ -732,7 +732,7 @@
           <w:b w:val="0"/>
           <w:i w:val="0"/>
         </w:rPr>
-        <w:t xml:space="preserve"> Tools used: CASP qualitative 248, MMAT 195, JBI cross-sectional 129, ROBINS-I 57, AMSTAR 2 18, RoB 2 5, and 426 (40%) under the project's own non-validated framework. Of the 18 systematic reviews, 17 rate critically low and 1 low on AMSTAR 2. Only 33 studies reach the two highest mechanism-certainty levels (quasi-experimental or experimental evidence).</w:t>
+        <w:t xml:space="preserve"> Tools used: CASP qualitative 248, MMAT 195, JBI cross-sectional 127, ROBINS-I 53, AMSTAR 2 18, RoB 2 5, and 426 (40%) under the project's own non-validated framework. Of the 18 systematic reviews, 17 rate critically low and 1 low on AMSTAR 2. Only 29 studies reach the two highest mechanism-certainty levels (quasi-experimental or experimental evidence).</w:t>
       </w:r>
     </w:p>
     <w:p>
@@ -752,7 +752,7 @@
           <w:b w:val="0"/>
           <w:i w:val="0"/>
         </w:rPr>
-        <w:t xml:space="preserve"> India 122, Brazil 80, South Africa 77, United States 62, Ghana 51 are the most frequent single countries (112 studies name several countries or a region).</w:t>
+        <w:t xml:space="preserve"> India 121, Brazil 80, South Africa 77, United States 62, Ghana 51 are the most frequent single countries (110 studies name several countries or a region).</w:t>
       </w:r>
     </w:p>
     <w:p>
@@ -772,7 +772,7 @@
           <w:b w:val="0"/>
           <w:i w:val="0"/>
         </w:rPr>
-        <w:t xml:space="preserve"> The most coded mechanisms are institutional fragmentation (623), discretion accommodation (581), fees (534). Water access is coded in 949 studies and sanitation access in 418, about half as often. Redress mechanisms are thin: administrative review 68 studies, judicial review 64.</w:t>
+        <w:t xml:space="preserve"> The most coded mechanisms are institutional fragmentation (621), discretion accommodation (579), fees (531). Water access is coded in 944 studies and sanitation access in 415, about half as often. Redress mechanisms are thin: administrative review 68 studies, judicial review 64.</w:t>
       </w:r>
     </w:p>
     <w:p>
@@ -916,9 +916,9 @@
                 <w:i w:val="0"/>
                 <w:sz w:val="17"/>
               </w:rPr>
-              <w:t>Direction-coding check</w:t>
+              <w:t>Inclusion checked by</w:t>
               <w:br/>
-              <w:t>passed AI check* / flagged / not yet</w:t>
+              <w:t>the author / AI only*</w:t>
             </w:r>
           </w:p>
         </w:tc>
@@ -961,7 +961,7 @@
                 <w:i w:val="0"/>
                 <w:sz w:val="17"/>
               </w:rPr>
-              <w:t>16</w:t>
+              <w:t>13</w:t>
             </w:r>
           </w:p>
         </w:tc>
@@ -980,7 +980,7 @@
                 <w:i w:val="0"/>
                 <w:sz w:val="17"/>
               </w:rPr>
-              <w:t>10 / 4 / 2 / 0</w:t>
+              <w:t>7 / 4 / 2 / 0</w:t>
             </w:r>
           </w:p>
         </w:tc>
@@ -999,7 +999,7 @@
                 <w:i w:val="0"/>
                 <w:sz w:val="17"/>
               </w:rPr>
-              <w:t>12 / 2 / 2 / 0</w:t>
+              <w:t>10 / 1 / 2 / 0</w:t>
             </w:r>
           </w:p>
         </w:tc>
@@ -1018,7 +1018,7 @@
                 <w:i w:val="0"/>
                 <w:sz w:val="17"/>
               </w:rPr>
-              <w:t>6 / 4 / 6</w:t>
+              <w:t>7 / 6</w:t>
             </w:r>
           </w:p>
         </w:tc>
@@ -1061,7 +1061,7 @@
                 <w:i w:val="0"/>
                 <w:sz w:val="17"/>
               </w:rPr>
-              <w:t>5</w:t>
+              <w:t>3</w:t>
             </w:r>
           </w:p>
         </w:tc>
@@ -1080,7 +1080,7 @@
                 <w:i w:val="0"/>
                 <w:sz w:val="17"/>
               </w:rPr>
-              <w:t>4 / 0 / 0 / 1</w:t>
+              <w:t>3 / 0 / 0 / 0</w:t>
             </w:r>
           </w:p>
         </w:tc>
@@ -1099,7 +1099,7 @@
                 <w:i w:val="0"/>
                 <w:sz w:val="17"/>
               </w:rPr>
-              <w:t>4 / 0 / 0 / 1</w:t>
+              <w:t>3 / 0 / 0 / 0</w:t>
             </w:r>
           </w:p>
         </w:tc>
@@ -1118,7 +1118,7 @@
                 <w:i w:val="0"/>
                 <w:sz w:val="17"/>
               </w:rPr>
-              <w:t>0 / 4 / 1</w:t>
+              <w:t>3 / 0</w:t>
             </w:r>
           </w:p>
         </w:tc>
@@ -1161,7 +1161,7 @@
                 <w:i w:val="0"/>
                 <w:sz w:val="17"/>
               </w:rPr>
-              <w:t>16</w:t>
+              <w:t>15</w:t>
             </w:r>
           </w:p>
         </w:tc>
@@ -1180,7 +1180,7 @@
                 <w:i w:val="0"/>
                 <w:sz w:val="17"/>
               </w:rPr>
-              <w:t>5 / 8 / 0 / 3</w:t>
+              <w:t>4 / 8 / 0 / 3</w:t>
             </w:r>
           </w:p>
         </w:tc>
@@ -1199,7 +1199,7 @@
                 <w:i w:val="0"/>
                 <w:sz w:val="17"/>
               </w:rPr>
-              <w:t>6 / 7 / 0 / 3</w:t>
+              <w:t>5 / 7 / 0 / 3</w:t>
             </w:r>
           </w:p>
         </w:tc>
@@ -1218,7 +1218,7 @@
                 <w:i w:val="0"/>
                 <w:sz w:val="17"/>
               </w:rPr>
-              <w:t>12 / 2 / 2</w:t>
+              <w:t>3 / 12</w:t>
             </w:r>
           </w:p>
         </w:tc>
@@ -1240,7 +1240,7 @@
           <w:color w:val="52514E"/>
           <w:sz w:val="16"/>
         </w:rPr>
-        <w:t>*Passed the AI's own narrow-scope and outcome check; a confirmation was recorded on that basis and the author has not yet checked these papers against their source passages. 'Not yet' means the inclusion was confirmed earlier and the direction coding has not been checked.</w:t>
+        <w:t>*AI only: the AI's narrow-scope and outcome check found no red flag; this is not a human confirmation, and the author has not yet reviewed these papers against their source passages. The author has confirmed the direction coding of 0 of the 31 studies.</w:t>
       </w:r>
     </w:p>
     <w:p>
@@ -1253,7 +1253,7 @@
         <w:drawing>
           <wp:inline xmlns:a="http://schemas.openxmlformats.org/drawingml/2006/main" xmlns:pic="http://schemas.openxmlformats.org/drawingml/2006/picture">
             <wp:extent cx="5394960" cy="3514898"/>
-            <wp:docPr id="1" name="Direction of association by family" descr="Two stacked bar panels for Families A, B and C. The first shows the raw sign of each study's estimate; the second shows its substantive direction for households. Family A: 12 favourable, 2 unfavourable, 2 null. Family B: 4 favourable, 1 mixed. Family C: 6 favourable, 7 unfavourable, 3 mixed."/>
+            <wp:docPr id="1" name="Direction of association by family" descr="Two stacked bar panels for Families A, B and C. The first shows the raw sign of each study's estimate; the second shows its substantive direction for households. Family A: 10 favourable, 1 unfavourable, 2 null. Family B: 3 favourable, 0 mixed. Family C: 5 favourable, 7 unfavourable, 3 mixed."/>
             <wp:cNvGraphicFramePr>
               <a:graphicFrameLocks noChangeAspect="1"/>
             </wp:cNvGraphicFramePr>
@@ -1325,7 +1325,7 @@
           <w:b w:val="0"/>
           <w:i w:val="0"/>
         </w:rPr>
-        <w:t xml:space="preserve"> Where a legal status, tenure right or formal recognition is the exposure, the association with access is favourable in 75% of studies. Two point the other way (S104, a tenure study in which owners had more service interruptions, and S1020, a watershed programme after which collection time rose; the second is among the flagged studies) and two are null.</w:t>
+        <w:t xml:space="preserve"> Where a legal status, tenure right or formal recognition is the exposure, the association with access is favourable in 77% of studies. 1 points the other way (S104, a tenure study in which owners had more service interruptions) and 2 are null.</w:t>
       </w:r>
     </w:p>
     <w:p>
@@ -1345,7 +1345,7 @@
           <w:b w:val="0"/>
           <w:i w:val="0"/>
         </w:rPr>
-        <w:t xml:space="preserve"> 4 studies are favourable and 1 is mixed (S294, a cluster trial with null health outcomes). The 5 study different mechanisms, and 4 of them are flagged (see below), so this should not be read as a pattern.</w:t>
+        <w:t xml:space="preserve"> 3 of 3 studies are favourable: a cluster trial of bureaucratic assistance (S085), a cluster trial of a community-driven WASH programme in the DRC (S366; its 2025 companion report S294 is a linked report with no estimate of its own) and a matched comparison of a mandatory capital-cost contribution rule (S1102). The 3 test different mechanisms, so this should not be read as a pattern.</w:t>
       </w:r>
     </w:p>
     <w:p>
@@ -1365,7 +1365,7 @@
           <w:b w:val="0"/>
           <w:i w:val="0"/>
         </w:rPr>
-        <w:t xml:space="preserve"> Raw signs split 5 positive, 8 negative and 3 mixed; substantive directions split 6, 7 and 3. The exposures are too different (private versus public ownership, the level of regulation, new local governments, contract enforcement, cost-recovery policy, governance quality) to expect agreement.</w:t>
+        <w:t xml:space="preserve"> Raw signs split 4 positive, 8 negative and 3 mixed; substantive directions split 5, 7 and 3. The exposures are too different (private versus public ownership, the level of regulation, new local governments, contract enforcement, cost-recovery policy, corruption) to expect agreement. Negative is a bare majority by raw sign (8 of 15), but that count mixes outcomes of opposite polarity (a lower bill or complaint rate is favourable) and is not the household reading.</w:t>
       </w:r>
     </w:p>
     <w:p>
@@ -1385,7 +1385,7 @@
           <w:b w:val="0"/>
           <w:i w:val="0"/>
         </w:rPr>
-        <w:t xml:space="preserve"> Raw sign and substantive direction come apart for 11 of the 37 studies, so each is reported separately.</w:t>
+        <w:t xml:space="preserve"> Raw sign and substantive direction come apart for 10 of the 31 studies, so each is reported separately.</w:t>
       </w:r>
     </w:p>
     <w:p>
@@ -1405,7 +1405,7 @@
           <w:b w:val="0"/>
           <w:i w:val="0"/>
         </w:rPr>
-        <w:t xml:space="preserve"> 27 of the 37 studies carry a recorded human verification of the inclusion decision, but for 18 of them (and for their two direction codings) the record was entered after the AI's own scope check, and the author has not yet checked those papers; the author's own earlier confirmations cover 9. The other 10 were flagged on a narrow-scope check (an exposure that is community management, participation, programme delivery, an attitude or macro-governance, or an outcome that is not household access) and are not counted as confirmed. The effect estimates were extracted and checked against the full texts by the AI, not by a human.</w:t>
+        <w:t xml:space="preserve"> 13 of the 31 studies carry a recorded human verification of the inclusion decision: the author's earlier confirmations (9) and, on 2026-10-14, rulings made after reading the verbatim passages of the papers (S366, S920, S1102, S1146). The other 18 were checked only by the AI against the narrow-scope and outcome criteria and are recorded as AI-checked, not as human confirmations. The author has confirmed the direction coding of 0 studies. Of the ten core studies the AI had flagged on that check (an exposure that is community management, participation, programme delivery, an attitude or macro-governance, or an outcome that is not household access), the author's rulings removed six and kept four. The effect estimates were extracted and checked against the full texts by the AI, not by a human.</w:t>
       </w:r>
     </w:p>
     <w:p>
@@ -1588,7 +1588,7 @@
                 <w:i w:val="0"/>
                 <w:sz w:val="16"/>
               </w:rPr>
-              <w:t>16; 12/2/2 (75%)</w:t>
+              <w:t>13; 10/1/2 (77%)</w:t>
             </w:r>
           </w:p>
         </w:tc>
@@ -1607,7 +1607,7 @@
                 <w:i w:val="0"/>
                 <w:sz w:val="16"/>
               </w:rPr>
-              <w:t>5; 4/1</w:t>
+              <w:t>3; 3/0</w:t>
             </w:r>
           </w:p>
         </w:tc>
@@ -1626,7 +1626,7 @@
                 <w:i w:val="0"/>
                 <w:sz w:val="16"/>
               </w:rPr>
-              <w:t>16; 6/7/3</w:t>
+              <w:t>15; 5/7/3</w:t>
             </w:r>
           </w:p>
         </w:tc>
@@ -1645,7 +1645,7 @@
                 <w:i w:val="0"/>
                 <w:sz w:val="16"/>
               </w:rPr>
-              <w:t>all hold</w:t>
+              <w:t>one fails</w:t>
             </w:r>
           </w:p>
         </w:tc>
@@ -1688,7 +1688,7 @@
                 <w:i w:val="0"/>
                 <w:sz w:val="16"/>
               </w:rPr>
-              <w:t>15; 11/2/2 (73%)</w:t>
+              <w:t>12; 9/1/2 (75%)</w:t>
             </w:r>
           </w:p>
         </w:tc>
@@ -1707,7 +1707,7 @@
                 <w:i w:val="0"/>
                 <w:sz w:val="16"/>
               </w:rPr>
-              <w:t>5; 4/1</w:t>
+              <w:t>3; 3/0</w:t>
             </w:r>
           </w:p>
         </w:tc>
@@ -1726,7 +1726,7 @@
                 <w:i w:val="0"/>
                 <w:sz w:val="16"/>
               </w:rPr>
-              <w:t>16; 6/7/3</w:t>
+              <w:t>15; 5/7/3</w:t>
             </w:r>
           </w:p>
         </w:tc>
@@ -1745,7 +1745,7 @@
                 <w:i w:val="0"/>
                 <w:sz w:val="16"/>
               </w:rPr>
-              <w:t>all hold</w:t>
+              <w:t>one fails</w:t>
             </w:r>
           </w:p>
         </w:tc>
@@ -1788,7 +1788,7 @@
                 <w:i w:val="0"/>
                 <w:sz w:val="16"/>
               </w:rPr>
-              <w:t>16; 12/2/2 (75%)</w:t>
+              <w:t>13; 10/1/2 (77%)</w:t>
             </w:r>
           </w:p>
         </w:tc>
@@ -1807,7 +1807,7 @@
                 <w:i w:val="0"/>
                 <w:sz w:val="16"/>
               </w:rPr>
-              <w:t>5; 4/1</w:t>
+              <w:t>3; 3/0</w:t>
             </w:r>
           </w:p>
         </w:tc>
@@ -1826,7 +1826,7 @@
                 <w:i w:val="0"/>
                 <w:sz w:val="16"/>
               </w:rPr>
-              <w:t>16; 5/7/3</w:t>
+              <w:t>15; 4/7/3</w:t>
             </w:r>
           </w:p>
         </w:tc>
@@ -1888,7 +1888,7 @@
                 <w:i w:val="0"/>
                 <w:sz w:val="16"/>
               </w:rPr>
-              <w:t>16; 12/2/2 (75%)</w:t>
+              <w:t>13; 10/1/2 (77%)</w:t>
             </w:r>
           </w:p>
         </w:tc>
@@ -1907,7 +1907,7 @@
                 <w:i w:val="0"/>
                 <w:sz w:val="16"/>
               </w:rPr>
-              <w:t>5; 4/1</w:t>
+              <w:t>3; 3/0</w:t>
             </w:r>
           </w:p>
         </w:tc>
@@ -1926,7 +1926,7 @@
                 <w:i w:val="0"/>
                 <w:sz w:val="16"/>
               </w:rPr>
-              <w:t>16; 6/7/2</w:t>
+              <w:t>15; 5/7/2</w:t>
             </w:r>
           </w:p>
         </w:tc>
@@ -1945,7 +1945,7 @@
                 <w:i w:val="0"/>
                 <w:sz w:val="16"/>
               </w:rPr>
-              <w:t>all hold</w:t>
+              <w:t>one fails</w:t>
             </w:r>
           </w:p>
         </w:tc>
@@ -1988,7 +1988,7 @@
                 <w:i w:val="0"/>
                 <w:sz w:val="16"/>
               </w:rPr>
-              <w:t>15; 11/2/2 (73%)</w:t>
+              <w:t>12; 9/1/2 (75%)</w:t>
             </w:r>
           </w:p>
         </w:tc>
@@ -2007,7 +2007,7 @@
                 <w:i w:val="0"/>
                 <w:sz w:val="16"/>
               </w:rPr>
-              <w:t>5; 4/1</w:t>
+              <w:t>3; 3/0</w:t>
             </w:r>
           </w:p>
         </w:tc>
@@ -2026,7 +2026,7 @@
                 <w:i w:val="0"/>
                 <w:sz w:val="16"/>
               </w:rPr>
-              <w:t>16; 5/7/2</w:t>
+              <w:t>15; 4/7/2</w:t>
             </w:r>
           </w:p>
         </w:tc>
@@ -2088,7 +2088,7 @@
                 <w:i w:val="0"/>
                 <w:sz w:val="16"/>
               </w:rPr>
-              <w:t>10; 8/0/2 (80%)</w:t>
+              <w:t>8; 6/0/2 (75%)</w:t>
             </w:r>
           </w:p>
         </w:tc>
@@ -2107,7 +2107,7 @@
                 <w:i w:val="0"/>
                 <w:sz w:val="16"/>
               </w:rPr>
-              <w:t>5; 4/1</w:t>
+              <w:t>3; 3/0</w:t>
             </w:r>
           </w:p>
         </w:tc>
@@ -2126,115 +2126,7 @@
                 <w:i w:val="0"/>
                 <w:sz w:val="16"/>
               </w:rPr>
-              <w:t>11; 3/5/3</w:t>
-            </w:r>
-          </w:p>
-        </w:tc>
-        <w:tc>
-          <w:tcPr>
-            <w:tcW w:type="dxa" w:w="1224"/>
-          </w:tcPr>
-          <w:p>
-            <w:pPr>
-              <w:spacing w:after="0"/>
-              <w:jc w:val="center"/>
-            </w:pPr>
-            <w:r>
-              <w:rPr>
-                <w:b w:val="0"/>
-                <w:i w:val="0"/>
-                <w:sz w:val="16"/>
-              </w:rPr>
-              <w:t>all hold</w:t>
-            </w:r>
-          </w:p>
-        </w:tc>
-      </w:tr>
-      <w:tr>
-        <w:trPr>
-          <w:cantSplit w:val="true"/>
-        </w:trPr>
-        <w:tc>
-          <w:tcPr>
-            <w:tcW w:type="dxa" w:w="3384"/>
-          </w:tcPr>
-          <w:p>
-            <w:pPr>
-              <w:spacing w:after="0"/>
-              <w:jc w:val="left"/>
-            </w:pPr>
-            <w:r>
-              <w:rPr>
-                <w:b/>
-                <w:i w:val="0"/>
-                <w:sz w:val="16"/>
-              </w:rPr>
-              <w:t>Illustrative:</w:t>
-            </w:r>
-            <w:r>
-              <w:rPr>
-                <w:b w:val="0"/>
-                <w:i w:val="0"/>
-                <w:sz w:val="16"/>
-              </w:rPr>
-              <w:t xml:space="preserve"> all ten flagged studies excluded (the ruling is the author's)</w:t>
-            </w:r>
-          </w:p>
-        </w:tc>
-        <w:tc>
-          <w:tcPr>
-            <w:tcW w:type="dxa" w:w="1944"/>
-          </w:tcPr>
-          <w:p>
-            <w:pPr>
-              <w:spacing w:after="0"/>
-              <w:jc w:val="center"/>
-            </w:pPr>
-            <w:r>
-              <w:rPr>
-                <w:b w:val="0"/>
-                <w:i w:val="0"/>
-                <w:sz w:val="16"/>
-              </w:rPr>
-              <w:t>12; 9/1/2 (75%)</w:t>
-            </w:r>
-          </w:p>
-        </w:tc>
-        <w:tc>
-          <w:tcPr>
-            <w:tcW w:type="dxa" w:w="1368"/>
-          </w:tcPr>
-          <w:p>
-            <w:pPr>
-              <w:spacing w:after="0"/>
-              <w:jc w:val="center"/>
-            </w:pPr>
-            <w:r>
-              <w:rPr>
-                <w:b w:val="0"/>
-                <w:i w:val="0"/>
-                <w:sz w:val="16"/>
-              </w:rPr>
-              <w:t>1; 1/0</w:t>
-            </w:r>
-          </w:p>
-        </w:tc>
-        <w:tc>
-          <w:tcPr>
-            <w:tcW w:type="dxa" w:w="1728"/>
-          </w:tcPr>
-          <w:p>
-            <w:pPr>
-              <w:spacing w:after="0"/>
-              <w:jc w:val="center"/>
-            </w:pPr>
-            <w:r>
-              <w:rPr>
-                <w:b w:val="0"/>
-                <w:i w:val="0"/>
-                <w:sz w:val="16"/>
-              </w:rPr>
-              <w:t>14; 5/6/3</w:t>
+              <w:t>10; 2/5/3</w:t>
             </w:r>
           </w:p>
         </w:tc>
@@ -2274,7 +2166,7 @@
           <w:i w:val="0"/>
           <w:sz w:val="19"/>
         </w:rPr>
-        <w:t>The pre-stated conclusions were: more than half of Family A favourable; no Family B study unfavourable or null; no single direction holding a majority in Family C. They were fixed before the numbers were computed. The scenarios do not test the direction coding itself, studies that were never extracted, or overlap between reports that were not flagged as linked. The illustrative row shows the cost of the open scope question: Family B would shrink to 1 study, though its direction would not change.</w:t>
+        <w:t>The pre-stated conclusions were: more than half of Family A favourable; no Family B study unfavourable or null; no single raw sign and no single substantive direction holding a majority in Family C. They were fixed before the numbers were computed. The scenarios do not test the direction coding itself, studies that were never extracted, or overlap between reports that were not flagged as linked. The Family C test now fails in the baseline: after the author's scope rulings removed S947, a positive study, negative raw signs are 8 of 15, a bare majority. It is reported, not reworded or dropped; the substantive-direction test, which says what the result means for households, holds in every scenario. Family B has only 3 studies, so its unanimity is fragile to any single removal.</w:t>
       </w:r>
     </w:p>
     <w:p>
@@ -2328,7 +2220,7 @@
           <w:b w:val="0"/>
           <w:i w:val="0"/>
         </w:rPr>
-        <w:t xml:space="preserve"> 1,382 of 3,659 candidate records were never assessed at full text, and they are older on average, so earlier literature is under-represented. 151 of the 1,199 excludes were never judged on content because the text was inaccessible.</w:t>
+        <w:t xml:space="preserve"> 1,382 of 3,659 candidate records were never assessed at full text, and they are older on average, so earlier literature is under-represented. 151 of the 1,205 excludes were never judged on content because the text was inaccessible.</w:t>
       </w:r>
     </w:p>
     <w:p>
@@ -2348,7 +2240,7 @@
           <w:b w:val="0"/>
           <w:i w:val="0"/>
         </w:rPr>
-        <w:t xml:space="preserve"> 1,810 of 2,277 full-text decisions have no human check (301 includes and 166 excludes do). A blind re-read of 70 exclusions by two other AI models, adjudicated by the author, found 3 false exclusions among the 62 randomly sampled (4.8%, 95% interval 1.7 to 13.3%), roughly 50 studies across the 1,040 content-based exclusions (interval 17 to 138).</w:t>
+        <w:t xml:space="preserve"> 1,818 of 2,277 full-text decisions have no human check (287 includes and 172 excludes do). A blind re-read of 70 exclusions by two other AI models, adjudicated by the author, found 3 false exclusions among the 62 randomly sampled (4.8%, 95% interval 1.7 to 13.3%), roughly 51 studies across the 1,046 content-based exclusions (interval 17 to 139).</w:t>
       </w:r>
     </w:p>
     <w:p>
@@ -2368,7 +2260,7 @@
           <w:b w:val="0"/>
           <w:i w:val="0"/>
         </w:rPr>
-        <w:t xml:space="preserve"> After seeing the models' disagreement the author adopted a narrow reading of the second criterion (a legal or administrative access rule or mechanism, not programme delivery, participation or macro-governance). Together with the four inclusions the models questioned, that moved 86 included reports to the exclusions, and it is also why ten core studies are flagged. The protocol was fixed before searching but registered on OSF retrospectively.</w:t>
+        <w:t xml:space="preserve"> After seeing the models' disagreement the author adopted a narrow reading of the second criterion (a legal or administrative access rule or mechanism, not programme delivery, participation or macro-governance). Together with the four inclusions the models questioned, that moved 92 included reports to the exclusions, and a further six core studies were excluded on the same reading after the author read their source passages. The protocol was fixed before searching but registered on OSF retrospectively.</w:t>
       </w:r>
     </w:p>
     <w:p>
@@ -2388,7 +2280,7 @@
           <w:b w:val="0"/>
           <w:i w:val="0"/>
         </w:rPr>
-        <w:t xml:space="preserve"> There is no second extractor, 10 studies were extracted from abstracts only (a floor), and appraisal ratings are rule-based. 51 of 129 JBI ratings are "High concern", which here means sparse extraction rather than a poor study.</w:t>
+        <w:t xml:space="preserve"> There is no second extractor, 10 studies were extracted from abstracts only (a floor), and appraisal ratings are rule-based. 51 of 127 JBI ratings are "High concern", which here means sparse extraction rather than a poor study.</w:t>
       </w:r>
     </w:p>
     <w:p>
@@ -2549,7 +2441,7 @@
                 <w:i w:val="0"/>
                 <w:sz w:val="17"/>
               </w:rPr>
-              <w:t>Rule on the 10 flagged core studies (open item A28)</w:t>
+              <w:t>Review the 18 AI-checked core studies against their source passages (open item A30)</w:t>
             </w:r>
           </w:p>
         </w:tc>
@@ -2568,7 +2460,7 @@
                 <w:i w:val="0"/>
                 <w:sz w:val="17"/>
               </w:rPr>
-              <w:t>Include or exclude, with a reason code. Family B is most affected (4 of 5), then A (4 of 16) and C (2 of 16). The sheet is 02_screening/full_text/A28_SWIM_FLAGGED_CK_SHEET_2026-10-14.csv.</w:t>
+              <w:t>Read the verbatim passages in 05_analysis/effect_sizes/SWIM_31_SOURCE_VERIFICATION_DOSSIER.md, rule include or exclude (with a reason code) and confirm the two direction codings for each of the 31 studies. Until then these are not counted as human-verified.</w:t>
             </w:r>
           </w:p>
         </w:tc>
@@ -2593,6 +2485,68 @@
                 <w:sz w:val="17"/>
               </w:rPr>
               <w:t>2</w:t>
+            </w:r>
+          </w:p>
+        </w:tc>
+        <w:tc>
+          <w:tcPr>
+            <w:tcW w:type="dxa" w:w="3312"/>
+          </w:tcPr>
+          <w:p>
+            <w:pPr>
+              <w:spacing w:after="0"/>
+              <w:jc w:val="left"/>
+            </w:pPr>
+            <w:r>
+              <w:rPr>
+                <w:b w:val="0"/>
+                <w:i w:val="0"/>
+                <w:sz w:val="17"/>
+              </w:rPr>
+              <w:t>Approve or reject three proposed number corrections (A32)</w:t>
+            </w:r>
+          </w:p>
+        </w:tc>
+        <w:tc>
+          <w:tcPr>
+            <w:tcW w:type="dxa" w:w="5904"/>
+          </w:tcPr>
+          <w:p>
+            <w:pPr>
+              <w:spacing w:after="0"/>
+              <w:jc w:val="left"/>
+            </w:pPr>
+            <w:r>
+              <w:rPr>
+                <w:b w:val="0"/>
+                <w:i w:val="0"/>
+                <w:sz w:val="17"/>
+              </w:rPr>
+              <w:t>The PDFs print different numbers from three stored fields: a derived sample total (S037), a robustness estimate (S470) and a standard-error range (S593). Nothing has been changed; the evidence is in 05_analysis/effect_sizes/EFFECT_ROW_NUMBER_CHECK_2026-10-14.md.</w:t>
+            </w:r>
+          </w:p>
+        </w:tc>
+      </w:tr>
+      <w:tr>
+        <w:trPr>
+          <w:cantSplit w:val="true"/>
+        </w:trPr>
+        <w:tc>
+          <w:tcPr>
+            <w:tcW w:type="dxa" w:w="432"/>
+          </w:tcPr>
+          <w:p>
+            <w:pPr>
+              <w:spacing w:after="0"/>
+              <w:jc w:val="center"/>
+            </w:pPr>
+            <w:r>
+              <w:rPr>
+                <w:b w:val="0"/>
+                <w:i w:val="0"/>
+                <w:sz w:val="17"/>
+              </w:rPr>
+              <w:t>3</w:t>
             </w:r>
           </w:p>
         </w:tc>
@@ -2654,7 +2608,7 @@
                 <w:i w:val="0"/>
                 <w:sz w:val="17"/>
               </w:rPr>
-              <w:t>3</w:t>
+              <w:t>4</w:t>
             </w:r>
           </w:p>
         </w:tc>
@@ -2716,7 +2670,7 @@
                 <w:i w:val="0"/>
                 <w:sz w:val="17"/>
               </w:rPr>
-              <w:t>4</w:t>
+              <w:t>5</w:t>
             </w:r>
           </w:p>
         </w:tc>
@@ -2778,7 +2732,7 @@
                 <w:i w:val="0"/>
                 <w:sz w:val="17"/>
               </w:rPr>
-              <w:t>5</w:t>
+              <w:t>6</w:t>
             </w:r>
           </w:p>
         </w:tc>
@@ -2840,7 +2794,7 @@
                 <w:i w:val="0"/>
                 <w:sz w:val="17"/>
               </w:rPr>
-              <w:t>6</w:t>
+              <w:t>7</w:t>
             </w:r>
           </w:p>
         </w:tc>
@@ -2900,7 +2854,7 @@
           <w:color w:val="52514E"/>
           <w:sz w:val="17"/>
         </w:rPr>
-        <w:t>Provenance. Every figure is computed by code/analysis/build_executive_summary.py from the project databases (00_admin/CURRENT_FIGURES.md, 05_analysis/sensitivity/SENSITIVITY_ANALYSIS_2026-09-28.md, 05_analysis/effect_sizes/SWIM_DIRECTION_CODING_2026-10-14.csv and SWIM_CK_CHECKS_2026-10-14.csv). The full report is 06_outputs/PRELIMINARY_RESULTS_REPORT_2026-09-29.docx; AI use is described in AI_USE_STATEMENT.md.</w:t>
+        <w:t>Provenance. Every figure is computed by code/analysis/build_executive_summary.py from the project databases (00_admin/CURRENT_FIGURES.md, 05_analysis/sensitivity/SENSITIVITY_ANALYSIS_2026-09-28.md, 05_analysis/effect_sizes/SWIM_DIRECTION_CODING_2026-10-14.csv and SWIM_AI_SCOPE_CHECKS_2026-10-14.csv). The full report is 06_outputs/PRELIMINARY_RESULTS_REPORT_2026-09-29.docx; AI use is described in AI_USE_STATEMENT.md.</w:t>
       </w:r>
     </w:p>
     <w:sectPr>
